--- a/docs/resume/Fangping Lan.docx
+++ b/docs/resume/Fangping Lan.docx
@@ -41,6 +41,7 @@
       <w:pPr>
         <w:ind w:left="-540" w:right="-720"/>
         <w:rPr>
+          <w:rFonts w:hint="eastAsia"/>
           <w:sz w:val="22"/>
           <w:szCs w:val="22"/>
         </w:rPr>
@@ -123,10 +124,11 @@
       </w:r>
       <w:r>
         <w:rPr>
-          <w:sz w:val="22"/>
-          <w:szCs w:val="22"/>
-        </w:rPr>
-        <w:t>-</w:t>
+          <w:rFonts w:hint="eastAsia"/>
+          <w:sz w:val="22"/>
+          <w:szCs w:val="22"/>
+        </w:rPr>
+        <w:t>3.7</w:t>
       </w:r>
     </w:p>
     <w:p>
@@ -209,14 +211,14 @@
           <w:sz w:val="22"/>
           <w:szCs w:val="22"/>
         </w:rPr>
-        <w:t>May</w:t>
-      </w:r>
-      <w:r>
-        <w:rPr>
-          <w:sz w:val="22"/>
-          <w:szCs w:val="22"/>
-        </w:rPr>
-        <w:t xml:space="preserve"> 202</w:t>
+        <w:t xml:space="preserve">June </w:t>
+      </w:r>
+      <w:r>
+        <w:rPr>
+          <w:sz w:val="22"/>
+          <w:szCs w:val="22"/>
+        </w:rPr>
+        <w:t>202</w:t>
       </w:r>
       <w:r>
         <w:rPr>
@@ -646,21 +648,51 @@
           <w:sz w:val="22"/>
           <w:szCs w:val="22"/>
         </w:rPr>
-        <w:t>, Q. Zhang and E.C. Dragut, “</w:t>
-      </w:r>
-      <w:r>
-        <w:rPr>
-          <w:sz w:val="22"/>
-          <w:szCs w:val="22"/>
-        </w:rPr>
-        <w:t>Making Revisions Understandable: A Survey of Edit Intentions, Methods, and Applications</w:t>
-      </w:r>
-      <w:r>
-        <w:rPr>
-          <w:sz w:val="22"/>
-          <w:szCs w:val="22"/>
-        </w:rPr>
-        <w:t>”, (ACL’26, Under Review)</w:t>
+        <w:t>, Q. Zhang and E.</w:t>
+      </w:r>
+      <w:r>
+        <w:rPr>
+          <w:sz w:val="22"/>
+          <w:szCs w:val="22"/>
+        </w:rPr>
+        <w:t xml:space="preserve"> </w:t>
+      </w:r>
+      <w:r>
+        <w:rPr>
+          <w:sz w:val="22"/>
+          <w:szCs w:val="22"/>
+        </w:rPr>
+        <w:t>C. Dragut,</w:t>
+      </w:r>
+      <w:r>
+        <w:rPr>
+          <w:sz w:val="22"/>
+          <w:szCs w:val="22"/>
+        </w:rPr>
+        <w:t xml:space="preserve"> “</w:t>
+      </w:r>
+      <w:proofErr w:type="spellStart"/>
+      <w:r>
+        <w:rPr>
+          <w:sz w:val="22"/>
+          <w:szCs w:val="22"/>
+        </w:rPr>
+        <w:t>CATune</w:t>
+      </w:r>
+      <w:proofErr w:type="spellEnd"/>
+      <w:r>
+        <w:rPr>
+          <w:sz w:val="22"/>
+          <w:szCs w:val="22"/>
+        </w:rPr>
+        <w:t>: Structural Constraint-Aware Bayesian Optimization for DBMS Configuration Tuning</w:t>
+      </w:r>
+      <w:r>
+        <w:rPr>
+          <w:sz w:val="22"/>
+          <w:szCs w:val="22"/>
+        </w:rPr>
+        <w:t>”, (VLDB’26, Under Review)</w:t>
       </w:r>
     </w:p>
     <w:p>
@@ -679,15 +711,6 @@
       </w:pPr>
       <w:r>
         <w:rPr>
-          <w:sz w:val="22"/>
-          <w:szCs w:val="22"/>
-        </w:rPr>
-        <w:t xml:space="preserve">Q. Zhang, </w:t>
-      </w:r>
-      <w:proofErr w:type="spellStart"/>
-      <w:proofErr w:type="gramStart"/>
-      <w:r>
-        <w:rPr>
           <w:b/>
           <w:bCs/>
           <w:sz w:val="22"/>
@@ -711,107 +734,14 @@
           <w:sz w:val="22"/>
           <w:szCs w:val="22"/>
         </w:rPr>
-        <w:t>Lan</w:t>
-      </w:r>
-      <w:proofErr w:type="spellEnd"/>
-      <w:proofErr w:type="gramEnd"/>
-      <w:r>
-        <w:rPr>
-          <w:sz w:val="22"/>
-          <w:szCs w:val="22"/>
-        </w:rPr>
-        <w:t xml:space="preserve">, </w:t>
-      </w:r>
-      <w:r>
-        <w:rPr>
-          <w:sz w:val="22"/>
-          <w:szCs w:val="22"/>
-        </w:rPr>
-        <w:t>C</w:t>
-      </w:r>
-      <w:r>
-        <w:rPr>
-          <w:sz w:val="22"/>
-          <w:szCs w:val="22"/>
-        </w:rPr>
-        <w:t xml:space="preserve">. </w:t>
-      </w:r>
-      <w:r>
-        <w:rPr>
-          <w:sz w:val="22"/>
-          <w:szCs w:val="22"/>
-        </w:rPr>
-        <w:t>Caragea</w:t>
-      </w:r>
-      <w:r>
-        <w:rPr>
-          <w:sz w:val="22"/>
-          <w:szCs w:val="22"/>
-        </w:rPr>
-        <w:t xml:space="preserve">, </w:t>
-      </w:r>
-      <w:r>
-        <w:rPr>
-          <w:sz w:val="22"/>
-          <w:szCs w:val="22"/>
-        </w:rPr>
-        <w:t>L</w:t>
-      </w:r>
-      <w:r>
-        <w:rPr>
-          <w:sz w:val="22"/>
-          <w:szCs w:val="22"/>
-        </w:rPr>
-        <w:t>.</w:t>
-      </w:r>
-      <w:r>
-        <w:rPr>
-          <w:sz w:val="22"/>
-          <w:szCs w:val="22"/>
-        </w:rPr>
-        <w:t xml:space="preserve"> J</w:t>
-      </w:r>
-      <w:r>
-        <w:rPr>
-          <w:sz w:val="22"/>
-          <w:szCs w:val="22"/>
-        </w:rPr>
-        <w:t>.</w:t>
-      </w:r>
-      <w:r>
-        <w:rPr>
-          <w:sz w:val="22"/>
-          <w:szCs w:val="22"/>
-        </w:rPr>
-        <w:t xml:space="preserve"> Latecki</w:t>
-      </w:r>
-      <w:r>
-        <w:rPr>
-          <w:sz w:val="22"/>
-          <w:szCs w:val="22"/>
-        </w:rPr>
-        <w:t xml:space="preserve">, </w:t>
-      </w:r>
-      <w:r>
-        <w:rPr>
-          <w:sz w:val="22"/>
-          <w:szCs w:val="22"/>
-        </w:rPr>
-        <w:t xml:space="preserve">Eduard Dragut </w:t>
-      </w:r>
-      <w:r>
-        <w:rPr>
-          <w:sz w:val="22"/>
-          <w:szCs w:val="22"/>
-        </w:rPr>
-        <w:t>“</w:t>
-      </w:r>
-      <w:r>
-        <w:rPr>
-          <w:sz w:val="22"/>
-          <w:szCs w:val="22"/>
-        </w:rPr>
-        <w:t>Scaling Performance and Low-Resource Annotation with Many-Shot</w:t>
+        <w:t xml:space="preserve"> Lan</w:t>
+      </w:r>
+      <w:r>
+        <w:rPr>
+          <w:sz w:val="22"/>
+          <w:szCs w:val="22"/>
+        </w:rPr>
+        <w:t>, Q. Zhang and E.</w:t>
       </w:r>
       <w:r>
         <w:rPr>
@@ -825,7 +755,14 @@
           <w:sz w:val="22"/>
           <w:szCs w:val="22"/>
         </w:rPr>
-        <w:t>In-Context Learning for Named Entity Recognition</w:t>
+        <w:t>C. Dragut, “</w:t>
+      </w:r>
+      <w:r>
+        <w:rPr>
+          <w:sz w:val="22"/>
+          <w:szCs w:val="22"/>
+        </w:rPr>
+        <w:t>Making Revisions Understandable: A Survey of Edit Intentions, Methods, and Applications</w:t>
       </w:r>
       <w:r>
         <w:rPr>
@@ -851,6 +788,15 @@
       </w:pPr>
       <w:r>
         <w:rPr>
+          <w:sz w:val="22"/>
+          <w:szCs w:val="22"/>
+        </w:rPr>
+        <w:t xml:space="preserve">Q. Zhang, </w:t>
+      </w:r>
+      <w:proofErr w:type="spellStart"/>
+      <w:proofErr w:type="gramStart"/>
+      <w:r>
+        <w:rPr>
           <w:b/>
           <w:bCs/>
           <w:sz w:val="22"/>
@@ -874,14 +820,51 @@
           <w:sz w:val="22"/>
           <w:szCs w:val="22"/>
         </w:rPr>
-        <w:t xml:space="preserve"> Lan</w:t>
-      </w:r>
-      <w:r>
-        <w:rPr>
-          <w:sz w:val="22"/>
-          <w:szCs w:val="22"/>
-        </w:rPr>
-        <w:t>, A</w:t>
+        <w:t>Lan</w:t>
+      </w:r>
+      <w:proofErr w:type="spellEnd"/>
+      <w:proofErr w:type="gramEnd"/>
+      <w:r>
+        <w:rPr>
+          <w:sz w:val="22"/>
+          <w:szCs w:val="22"/>
+        </w:rPr>
+        <w:t xml:space="preserve">, </w:t>
+      </w:r>
+      <w:r>
+        <w:rPr>
+          <w:sz w:val="22"/>
+          <w:szCs w:val="22"/>
+        </w:rPr>
+        <w:t>C</w:t>
+      </w:r>
+      <w:r>
+        <w:rPr>
+          <w:sz w:val="22"/>
+          <w:szCs w:val="22"/>
+        </w:rPr>
+        <w:t xml:space="preserve">. </w:t>
+      </w:r>
+      <w:r>
+        <w:rPr>
+          <w:sz w:val="22"/>
+          <w:szCs w:val="22"/>
+        </w:rPr>
+        <w:t>Caragea</w:t>
+      </w:r>
+      <w:r>
+        <w:rPr>
+          <w:sz w:val="22"/>
+          <w:szCs w:val="22"/>
+        </w:rPr>
+        <w:t xml:space="preserve">, </w:t>
+      </w:r>
+      <w:r>
+        <w:rPr>
+          <w:sz w:val="22"/>
+          <w:szCs w:val="22"/>
+        </w:rPr>
+        <w:t>L</w:t>
       </w:r>
       <w:r>
         <w:rPr>
@@ -895,58 +878,70 @@
           <w:sz w:val="22"/>
           <w:szCs w:val="22"/>
         </w:rPr>
+        <w:t xml:space="preserve"> J</w:t>
+      </w:r>
+      <w:r>
+        <w:rPr>
+          <w:sz w:val="22"/>
+          <w:szCs w:val="22"/>
+        </w:rPr>
+        <w:t>.</w:t>
+      </w:r>
+      <w:r>
+        <w:rPr>
+          <w:sz w:val="22"/>
+          <w:szCs w:val="22"/>
+        </w:rPr>
+        <w:t xml:space="preserve"> Latecki</w:t>
+      </w:r>
+      <w:r>
+        <w:rPr>
+          <w:sz w:val="22"/>
+          <w:szCs w:val="22"/>
+        </w:rPr>
+        <w:t xml:space="preserve">, </w:t>
+      </w:r>
+      <w:r>
+        <w:rPr>
+          <w:sz w:val="22"/>
+          <w:szCs w:val="22"/>
+        </w:rPr>
+        <w:t xml:space="preserve">Eduard Dragut </w:t>
+      </w:r>
+      <w:r>
+        <w:rPr>
+          <w:sz w:val="22"/>
+          <w:szCs w:val="22"/>
+        </w:rPr>
+        <w:t>“</w:t>
+      </w:r>
+      <w:r>
+        <w:rPr>
+          <w:sz w:val="22"/>
+          <w:szCs w:val="22"/>
+        </w:rPr>
+        <w:t>Scaling Performance and Low-Resource Annotation with Many-Shot</w:t>
+      </w:r>
+      <w:r>
+        <w:rPr>
+          <w:sz w:val="22"/>
+          <w:szCs w:val="22"/>
+        </w:rPr>
         <w:t xml:space="preserve"> </w:t>
       </w:r>
-      <w:proofErr w:type="spellStart"/>
-      <w:r>
-        <w:rPr>
-          <w:sz w:val="22"/>
-          <w:szCs w:val="22"/>
-        </w:rPr>
-        <w:t>Aljebreen</w:t>
-      </w:r>
-      <w:proofErr w:type="spellEnd"/>
-      <w:r>
-        <w:rPr>
-          <w:sz w:val="22"/>
-          <w:szCs w:val="22"/>
-        </w:rPr>
-        <w:t xml:space="preserve"> and E</w:t>
-      </w:r>
-      <w:r>
-        <w:rPr>
-          <w:sz w:val="22"/>
-          <w:szCs w:val="22"/>
-        </w:rPr>
-        <w:t>.</w:t>
-      </w:r>
-      <w:r>
-        <w:rPr>
-          <w:sz w:val="22"/>
-          <w:szCs w:val="22"/>
-        </w:rPr>
-        <w:t xml:space="preserve"> C. Dragut, “Why They Link: An Intent Taxonomy for Including Hyperlinks in Social Posts”</w:t>
-      </w:r>
-      <w:r>
-        <w:rPr>
-          <w:sz w:val="22"/>
-          <w:szCs w:val="22"/>
-        </w:rPr>
-        <w:t xml:space="preserve">, </w:t>
-      </w:r>
-      <w:r>
-        <w:rPr>
-          <w:sz w:val="22"/>
-          <w:szCs w:val="22"/>
-        </w:rPr>
-        <w:t>18th ACM Web Science Conference 2026</w:t>
-      </w:r>
-      <w:r>
-        <w:rPr>
-          <w:sz w:val="22"/>
-          <w:szCs w:val="22"/>
-        </w:rPr>
-        <w:t xml:space="preserve"> (WebSci’26)</w:t>
+      <w:r>
+        <w:rPr>
+          <w:sz w:val="22"/>
+          <w:szCs w:val="22"/>
+        </w:rPr>
+        <w:t>In-Context Learning for Named Entity Recognition</w:t>
+      </w:r>
+      <w:r>
+        <w:rPr>
+          <w:sz w:val="22"/>
+          <w:szCs w:val="22"/>
+        </w:rPr>
+        <w:t>”, (ACL’26, Under Review)</w:t>
       </w:r>
     </w:p>
     <w:p>
@@ -979,16 +974,67 @@
           <w:sz w:val="22"/>
           <w:szCs w:val="22"/>
         </w:rPr>
-        <w:t xml:space="preserve">. </w:t>
-      </w:r>
-      <w:r>
-        <w:rPr>
-          <w:b/>
-          <w:bCs/>
-          <w:sz w:val="22"/>
-          <w:szCs w:val="22"/>
-        </w:rPr>
-        <w:t>Lan</w:t>
+        <w:t>.</w:t>
+      </w:r>
+      <w:r>
+        <w:rPr>
+          <w:b/>
+          <w:bCs/>
+          <w:sz w:val="22"/>
+          <w:szCs w:val="22"/>
+        </w:rPr>
+        <w:t xml:space="preserve"> Lan</w:t>
+      </w:r>
+      <w:r>
+        <w:rPr>
+          <w:sz w:val="22"/>
+          <w:szCs w:val="22"/>
+        </w:rPr>
+        <w:t>, A</w:t>
+      </w:r>
+      <w:r>
+        <w:rPr>
+          <w:sz w:val="22"/>
+          <w:szCs w:val="22"/>
+        </w:rPr>
+        <w:t>.</w:t>
+      </w:r>
+      <w:r>
+        <w:rPr>
+          <w:sz w:val="22"/>
+          <w:szCs w:val="22"/>
+        </w:rPr>
+        <w:t xml:space="preserve"> </w:t>
+      </w:r>
+      <w:proofErr w:type="spellStart"/>
+      <w:r>
+        <w:rPr>
+          <w:sz w:val="22"/>
+          <w:szCs w:val="22"/>
+        </w:rPr>
+        <w:t>Aljebreen</w:t>
+      </w:r>
+      <w:proofErr w:type="spellEnd"/>
+      <w:r>
+        <w:rPr>
+          <w:sz w:val="22"/>
+          <w:szCs w:val="22"/>
+        </w:rPr>
+        <w:t xml:space="preserve"> and E</w:t>
+      </w:r>
+      <w:r>
+        <w:rPr>
+          <w:sz w:val="22"/>
+          <w:szCs w:val="22"/>
+        </w:rPr>
+        <w:t>.</w:t>
+      </w:r>
+      <w:r>
+        <w:rPr>
+          <w:sz w:val="22"/>
+          <w:szCs w:val="22"/>
+        </w:rPr>
+        <w:t xml:space="preserve"> C. Dragut, “Why They Link: An Intent Taxonomy for Including Hyperlinks in Social Posts”</w:t>
       </w:r>
       <w:r>
         <w:rPr>
@@ -1002,105 +1048,14 @@
           <w:sz w:val="22"/>
           <w:szCs w:val="22"/>
         </w:rPr>
-        <w:t>A</w:t>
-      </w:r>
-      <w:r>
-        <w:rPr>
-          <w:sz w:val="22"/>
-          <w:szCs w:val="22"/>
-        </w:rPr>
-        <w:t>.</w:t>
-      </w:r>
-      <w:r>
-        <w:rPr>
-          <w:sz w:val="22"/>
-          <w:szCs w:val="22"/>
-        </w:rPr>
-        <w:t xml:space="preserve"> </w:t>
-      </w:r>
-      <w:proofErr w:type="spellStart"/>
-      <w:r>
-        <w:rPr>
-          <w:sz w:val="22"/>
-          <w:szCs w:val="22"/>
-        </w:rPr>
-        <w:t>Aljebreen</w:t>
-      </w:r>
-      <w:proofErr w:type="spellEnd"/>
-      <w:r>
-        <w:rPr>
-          <w:sz w:val="22"/>
-          <w:szCs w:val="22"/>
-        </w:rPr>
-        <w:t xml:space="preserve"> and E. Dragut, “</w:t>
-      </w:r>
-      <w:r>
-        <w:rPr>
-          <w:sz w:val="22"/>
-          <w:szCs w:val="22"/>
-        </w:rPr>
-        <w:t>One Document, Many Revisions, Too Many Edit Intention Taxonomies</w:t>
-      </w:r>
-      <w:r>
-        <w:rPr>
-          <w:sz w:val="22"/>
-          <w:szCs w:val="22"/>
-        </w:rPr>
-        <w:t>”,</w:t>
-      </w:r>
-      <w:r>
-        <w:t xml:space="preserve"> </w:t>
-      </w:r>
-      <w:r>
-        <w:rPr>
-          <w:sz w:val="22"/>
-          <w:szCs w:val="22"/>
-        </w:rPr>
-        <w:t>July 27</w:t>
-      </w:r>
-      <w:proofErr w:type="gramStart"/>
-      <w:r>
-        <w:rPr>
-          <w:sz w:val="22"/>
-          <w:szCs w:val="22"/>
-        </w:rPr>
-        <w:t xml:space="preserve"> </w:t>
-      </w:r>
-      <w:r>
-        <w:rPr>
-          <w:sz w:val="22"/>
-          <w:szCs w:val="22"/>
-        </w:rPr>
-        <w:t>2025</w:t>
-      </w:r>
-      <w:proofErr w:type="gramEnd"/>
-      <w:r>
-        <w:rPr>
-          <w:sz w:val="22"/>
-          <w:szCs w:val="22"/>
-        </w:rPr>
-        <w:t>,</w:t>
-      </w:r>
-      <w:r>
-        <w:rPr>
-          <w:sz w:val="22"/>
-          <w:szCs w:val="22"/>
-        </w:rPr>
-        <w:t xml:space="preserve"> </w:t>
-      </w:r>
-      <w:r>
-        <w:rPr>
-          <w:sz w:val="22"/>
-          <w:szCs w:val="22"/>
-        </w:rPr>
-        <w:t>ACL’25</w:t>
-      </w:r>
-      <w:r>
-        <w:rPr>
-          <w:sz w:val="22"/>
-          <w:szCs w:val="22"/>
-        </w:rPr>
-        <w:t xml:space="preserve"> Findings</w:t>
+        <w:t>18th ACM Web Science Conference 2026</w:t>
+      </w:r>
+      <w:r>
+        <w:rPr>
+          <w:sz w:val="22"/>
+          <w:szCs w:val="22"/>
+        </w:rPr>
+        <w:t xml:space="preserve"> (WebSci’26)</w:t>
       </w:r>
     </w:p>
     <w:p>
@@ -1119,33 +1074,98 @@
       </w:pPr>
       <w:r>
         <w:rPr>
-          <w:sz w:val="22"/>
-          <w:szCs w:val="22"/>
-        </w:rPr>
-        <w:t xml:space="preserve">A. Wang, M. Anwar, </w:t>
-      </w:r>
-      <w:r>
-        <w:rPr>
-          <w:b/>
-          <w:bCs/>
-          <w:sz w:val="22"/>
-          <w:szCs w:val="22"/>
-        </w:rPr>
-        <w:t>F. Lan</w:t>
-      </w:r>
-      <w:r>
-        <w:rPr>
-          <w:sz w:val="22"/>
-          <w:szCs w:val="22"/>
-        </w:rPr>
-        <w:t xml:space="preserve"> and M. Caesar, “</w:t>
-      </w:r>
-      <w:r>
-        <w:rPr>
-          <w:sz w:val="22"/>
-          <w:szCs w:val="22"/>
-        </w:rPr>
-        <w:t xml:space="preserve">Structural Semantics Management: </w:t>
+          <w:b/>
+          <w:bCs/>
+          <w:sz w:val="22"/>
+          <w:szCs w:val="22"/>
+        </w:rPr>
+        <w:t>F</w:t>
+      </w:r>
+      <w:r>
+        <w:rPr>
+          <w:b/>
+          <w:bCs/>
+          <w:sz w:val="22"/>
+          <w:szCs w:val="22"/>
+        </w:rPr>
+        <w:t xml:space="preserve">. </w:t>
+      </w:r>
+      <w:r>
+        <w:rPr>
+          <w:b/>
+          <w:bCs/>
+          <w:sz w:val="22"/>
+          <w:szCs w:val="22"/>
+        </w:rPr>
+        <w:t>Lan</w:t>
+      </w:r>
+      <w:r>
+        <w:rPr>
+          <w:sz w:val="22"/>
+          <w:szCs w:val="22"/>
+        </w:rPr>
+        <w:t xml:space="preserve">, </w:t>
+      </w:r>
+      <w:r>
+        <w:rPr>
+          <w:sz w:val="22"/>
+          <w:szCs w:val="22"/>
+        </w:rPr>
+        <w:t>A</w:t>
+      </w:r>
+      <w:r>
+        <w:rPr>
+          <w:sz w:val="22"/>
+          <w:szCs w:val="22"/>
+        </w:rPr>
+        <w:t>.</w:t>
+      </w:r>
+      <w:r>
+        <w:rPr>
+          <w:sz w:val="22"/>
+          <w:szCs w:val="22"/>
+        </w:rPr>
+        <w:t xml:space="preserve"> </w:t>
+      </w:r>
+      <w:proofErr w:type="spellStart"/>
+      <w:r>
+        <w:rPr>
+          <w:sz w:val="22"/>
+          <w:szCs w:val="22"/>
+        </w:rPr>
+        <w:t>Aljebreen</w:t>
+      </w:r>
+      <w:proofErr w:type="spellEnd"/>
+      <w:r>
+        <w:rPr>
+          <w:sz w:val="22"/>
+          <w:szCs w:val="22"/>
+        </w:rPr>
+        <w:t xml:space="preserve"> and E. Dragut, “</w:t>
+      </w:r>
+      <w:r>
+        <w:rPr>
+          <w:sz w:val="22"/>
+          <w:szCs w:val="22"/>
+        </w:rPr>
+        <w:t>One Document, Many Revisions, Too Many Edit Intention Taxonomies</w:t>
+      </w:r>
+      <w:r>
+        <w:rPr>
+          <w:sz w:val="22"/>
+          <w:szCs w:val="22"/>
+        </w:rPr>
+        <w:t>”,</w:t>
+      </w:r>
+      <w:r>
+        <w:t xml:space="preserve"> </w:t>
+      </w:r>
+      <w:r>
+        <w:rPr>
+          <w:sz w:val="22"/>
+          <w:szCs w:val="22"/>
+        </w:rPr>
+        <w:t>July 27</w:t>
       </w:r>
       <w:proofErr w:type="gramStart"/>
       <w:r>
@@ -1153,7 +1173,14 @@
           <w:sz w:val="22"/>
           <w:szCs w:val="22"/>
         </w:rPr>
-        <w:t>an</w:t>
+        <w:t xml:space="preserve"> </w:t>
+      </w:r>
+      <w:r>
+        <w:rPr>
+          <w:sz w:val="22"/>
+          <w:szCs w:val="22"/>
+        </w:rPr>
+        <w:t>2025</w:t>
       </w:r>
       <w:proofErr w:type="gramEnd"/>
       <w:r>
@@ -1161,21 +1188,28 @@
           <w:sz w:val="22"/>
           <w:szCs w:val="22"/>
         </w:rPr>
-        <w:t xml:space="preserve"> Application of the Chase in Networking</w:t>
-      </w:r>
-      <w:r>
-        <w:rPr>
-          <w:sz w:val="22"/>
-          <w:szCs w:val="22"/>
-        </w:rPr>
-        <w:t xml:space="preserve">”, October 16-18, </w:t>
-      </w:r>
-      <w:r>
-        <w:rPr>
-          <w:sz w:val="22"/>
-          <w:szCs w:val="22"/>
-        </w:rPr>
-        <w:t>MASCOTS 2023</w:t>
+        <w:t>,</w:t>
+      </w:r>
+      <w:r>
+        <w:rPr>
+          <w:sz w:val="22"/>
+          <w:szCs w:val="22"/>
+        </w:rPr>
+        <w:t xml:space="preserve"> </w:t>
+      </w:r>
+      <w:r>
+        <w:rPr>
+          <w:sz w:val="22"/>
+          <w:szCs w:val="22"/>
+        </w:rPr>
+        <w:t>ACL’25</w:t>
+      </w:r>
+      <w:r>
+        <w:rPr>
+          <w:sz w:val="22"/>
+          <w:szCs w:val="22"/>
+        </w:rPr>
+        <w:t xml:space="preserve"> Findings</w:t>
       </w:r>
     </w:p>
     <w:p>
@@ -1197,7 +1231,7 @@
           <w:sz w:val="22"/>
           <w:szCs w:val="22"/>
         </w:rPr>
-        <w:t xml:space="preserve">M. Anwar, A. Wang, </w:t>
+        <w:t xml:space="preserve">A. Wang, M. Anwar, </w:t>
       </w:r>
       <w:r>
         <w:rPr>
@@ -1213,23 +1247,44 @@
           <w:sz w:val="22"/>
           <w:szCs w:val="22"/>
         </w:rPr>
-        <w:t xml:space="preserve"> and M. Caesar, “Demo: Structural Network Minimization: A Case of Reflective Networking”, September 10-14, </w:t>
-      </w:r>
-      <w:proofErr w:type="spellStart"/>
-      <w:r>
-        <w:rPr>
-          <w:sz w:val="22"/>
-          <w:szCs w:val="22"/>
-        </w:rPr>
-        <w:t>Sigcomm</w:t>
-      </w:r>
-      <w:proofErr w:type="spellEnd"/>
-      <w:r>
-        <w:rPr>
-          <w:sz w:val="22"/>
-          <w:szCs w:val="22"/>
-        </w:rPr>
-        <w:t xml:space="preserve"> 2023</w:t>
+        <w:t xml:space="preserve"> and M. Caesar, “</w:t>
+      </w:r>
+      <w:r>
+        <w:rPr>
+          <w:sz w:val="22"/>
+          <w:szCs w:val="22"/>
+        </w:rPr>
+        <w:t xml:space="preserve">Structural Semantics Management: </w:t>
+      </w:r>
+      <w:proofErr w:type="gramStart"/>
+      <w:r>
+        <w:rPr>
+          <w:sz w:val="22"/>
+          <w:szCs w:val="22"/>
+        </w:rPr>
+        <w:t>an</w:t>
+      </w:r>
+      <w:proofErr w:type="gramEnd"/>
+      <w:r>
+        <w:rPr>
+          <w:sz w:val="22"/>
+          <w:szCs w:val="22"/>
+        </w:rPr>
+        <w:t xml:space="preserve"> Application of the Chase in Networking</w:t>
+      </w:r>
+      <w:r>
+        <w:rPr>
+          <w:sz w:val="22"/>
+          <w:szCs w:val="22"/>
+        </w:rPr>
+        <w:t xml:space="preserve">”, October 16-18, </w:t>
+      </w:r>
+      <w:r>
+        <w:rPr>
+          <w:sz w:val="22"/>
+          <w:szCs w:val="22"/>
+        </w:rPr>
+        <w:t>MASCOTS 2023</w:t>
       </w:r>
     </w:p>
     <w:p>
@@ -1251,7 +1306,7 @@
           <w:sz w:val="22"/>
           <w:szCs w:val="22"/>
         </w:rPr>
-        <w:t xml:space="preserve">M. Anwar, </w:t>
+        <w:t xml:space="preserve">M. Anwar, A. Wang, </w:t>
       </w:r>
       <w:r>
         <w:rPr>
@@ -1267,7 +1322,7 @@
           <w:sz w:val="22"/>
           <w:szCs w:val="22"/>
         </w:rPr>
-        <w:t xml:space="preserve">, A. Wang and M. Caesar, “Indirect Network Troubleshooting with The Chase”, June 29-30, </w:t>
+        <w:t xml:space="preserve"> and M. Caesar, “Demo: Structural Network Minimization: A Case of Reflective Networking”, September 10-14, </w:t>
       </w:r>
       <w:proofErr w:type="spellStart"/>
       <w:r>
@@ -1275,7 +1330,7 @@
           <w:sz w:val="22"/>
           <w:szCs w:val="22"/>
         </w:rPr>
-        <w:t>APnet</w:t>
+        <w:t>Sigcomm</w:t>
       </w:r>
       <w:proofErr w:type="spellEnd"/>
       <w:r>
@@ -1302,6 +1357,13 @@
       </w:pPr>
       <w:r>
         <w:rPr>
+          <w:sz w:val="22"/>
+          <w:szCs w:val="22"/>
+        </w:rPr>
+        <w:t xml:space="preserve">M. Anwar, </w:t>
+      </w:r>
+      <w:r>
+        <w:rPr>
           <w:b/>
           <w:bCs/>
           <w:sz w:val="22"/>
@@ -1314,126 +1376,23 @@
           <w:sz w:val="22"/>
           <w:szCs w:val="22"/>
         </w:rPr>
-        <w:t>, S</w:t>
-      </w:r>
-      <w:r>
-        <w:rPr>
-          <w:sz w:val="22"/>
-          <w:szCs w:val="22"/>
-        </w:rPr>
-        <w:t>.</w:t>
-      </w:r>
-      <w:r>
-        <w:rPr>
-          <w:sz w:val="22"/>
-          <w:szCs w:val="22"/>
-        </w:rPr>
-        <w:t xml:space="preserve"> Biswas, B</w:t>
-      </w:r>
-      <w:r>
-        <w:rPr>
-          <w:sz w:val="22"/>
-          <w:szCs w:val="22"/>
-        </w:rPr>
-        <w:t>.</w:t>
-      </w:r>
-      <w:r>
-        <w:rPr>
-          <w:sz w:val="22"/>
-          <w:szCs w:val="22"/>
-        </w:rPr>
-        <w:t xml:space="preserve"> Gui, J</w:t>
-      </w:r>
-      <w:r>
-        <w:rPr>
-          <w:sz w:val="22"/>
-          <w:szCs w:val="22"/>
-        </w:rPr>
-        <w:t xml:space="preserve">. </w:t>
-      </w:r>
-      <w:r>
-        <w:rPr>
-          <w:sz w:val="22"/>
-          <w:szCs w:val="22"/>
-        </w:rPr>
-        <w:t>Wu and A</w:t>
-      </w:r>
-      <w:r>
-        <w:rPr>
-          <w:sz w:val="22"/>
-          <w:szCs w:val="22"/>
-        </w:rPr>
-        <w:t>.</w:t>
-      </w:r>
-      <w:r>
-        <w:rPr>
-          <w:sz w:val="22"/>
-          <w:szCs w:val="22"/>
-        </w:rPr>
-        <w:t xml:space="preserve"> Wang</w:t>
-      </w:r>
-      <w:r>
-        <w:rPr>
-          <w:sz w:val="22"/>
-          <w:szCs w:val="22"/>
-        </w:rPr>
-        <w:t xml:space="preserve">, </w:t>
-      </w:r>
-      <w:r>
-        <w:rPr>
-          <w:sz w:val="22"/>
-          <w:szCs w:val="22"/>
-        </w:rPr>
-        <w:t>“</w:t>
-      </w:r>
-      <w:r>
-        <w:rPr>
-          <w:sz w:val="22"/>
-          <w:szCs w:val="22"/>
-        </w:rPr>
-        <w:t>Design and Implementation of a Strong Representation System for Network Policies</w:t>
-      </w:r>
-      <w:r>
-        <w:rPr>
-          <w:sz w:val="22"/>
-          <w:szCs w:val="22"/>
-        </w:rPr>
-        <w:t>”</w:t>
-      </w:r>
-      <w:r>
-        <w:rPr>
-          <w:sz w:val="22"/>
-          <w:szCs w:val="22"/>
-        </w:rPr>
-        <w:t xml:space="preserve">, </w:t>
-      </w:r>
-      <w:r>
-        <w:rPr>
-          <w:sz w:val="22"/>
-          <w:szCs w:val="22"/>
-        </w:rPr>
-        <w:t>July</w:t>
-      </w:r>
-      <w:r>
-        <w:rPr>
-          <w:sz w:val="22"/>
-          <w:szCs w:val="22"/>
-        </w:rPr>
-        <w:t xml:space="preserve"> </w:t>
-      </w:r>
-      <w:r>
-        <w:rPr>
-          <w:sz w:val="22"/>
-          <w:szCs w:val="22"/>
-        </w:rPr>
-        <w:t xml:space="preserve">2022, </w:t>
-      </w:r>
-      <w:r>
-        <w:rPr>
-          <w:sz w:val="22"/>
-          <w:szCs w:val="22"/>
-        </w:rPr>
-        <w:t>ICCCN 2022</w:t>
+        <w:t xml:space="preserve">, A. Wang and M. Caesar, “Indirect Network Troubleshooting with The Chase”, June 29-30, </w:t>
+      </w:r>
+      <w:proofErr w:type="spellStart"/>
+      <w:r>
+        <w:rPr>
+          <w:sz w:val="22"/>
+          <w:szCs w:val="22"/>
+        </w:rPr>
+        <w:t>APnet</w:t>
+      </w:r>
+      <w:proofErr w:type="spellEnd"/>
+      <w:r>
+        <w:rPr>
+          <w:sz w:val="22"/>
+          <w:szCs w:val="22"/>
+        </w:rPr>
+        <w:t xml:space="preserve"> 2023</w:t>
       </w:r>
     </w:p>
     <w:p>
@@ -1464,7 +1423,7 @@
           <w:sz w:val="22"/>
           <w:szCs w:val="22"/>
         </w:rPr>
-        <w:t>, B</w:t>
+        <w:t>, S</w:t>
       </w:r>
       <w:r>
         <w:rPr>
@@ -1478,7 +1437,91 @@
           <w:sz w:val="22"/>
           <w:szCs w:val="22"/>
         </w:rPr>
-        <w:t xml:space="preserve"> Gui</w:t>
+        <w:t xml:space="preserve"> Biswas, B</w:t>
+      </w:r>
+      <w:r>
+        <w:rPr>
+          <w:sz w:val="22"/>
+          <w:szCs w:val="22"/>
+        </w:rPr>
+        <w:t>.</w:t>
+      </w:r>
+      <w:r>
+        <w:rPr>
+          <w:sz w:val="22"/>
+          <w:szCs w:val="22"/>
+        </w:rPr>
+        <w:t xml:space="preserve"> Gui, J</w:t>
+      </w:r>
+      <w:r>
+        <w:rPr>
+          <w:sz w:val="22"/>
+          <w:szCs w:val="22"/>
+        </w:rPr>
+        <w:t xml:space="preserve">. </w:t>
+      </w:r>
+      <w:r>
+        <w:rPr>
+          <w:sz w:val="22"/>
+          <w:szCs w:val="22"/>
+        </w:rPr>
+        <w:t>Wu and A</w:t>
+      </w:r>
+      <w:r>
+        <w:rPr>
+          <w:sz w:val="22"/>
+          <w:szCs w:val="22"/>
+        </w:rPr>
+        <w:t>.</w:t>
+      </w:r>
+      <w:r>
+        <w:rPr>
+          <w:sz w:val="22"/>
+          <w:szCs w:val="22"/>
+        </w:rPr>
+        <w:t xml:space="preserve"> Wang</w:t>
+      </w:r>
+      <w:r>
+        <w:rPr>
+          <w:sz w:val="22"/>
+          <w:szCs w:val="22"/>
+        </w:rPr>
+        <w:t xml:space="preserve">, </w:t>
+      </w:r>
+      <w:r>
+        <w:rPr>
+          <w:sz w:val="22"/>
+          <w:szCs w:val="22"/>
+        </w:rPr>
+        <w:t>“</w:t>
+      </w:r>
+      <w:r>
+        <w:rPr>
+          <w:sz w:val="22"/>
+          <w:szCs w:val="22"/>
+        </w:rPr>
+        <w:t>Design and Implementation of a Strong Representation System for Network Policies</w:t>
+      </w:r>
+      <w:r>
+        <w:rPr>
+          <w:sz w:val="22"/>
+          <w:szCs w:val="22"/>
+        </w:rPr>
+        <w:t>”</w:t>
+      </w:r>
+      <w:r>
+        <w:rPr>
+          <w:sz w:val="22"/>
+          <w:szCs w:val="22"/>
+        </w:rPr>
+        <w:t xml:space="preserve">, </w:t>
+      </w:r>
+      <w:r>
+        <w:rPr>
+          <w:sz w:val="22"/>
+          <w:szCs w:val="22"/>
+        </w:rPr>
+        <w:t>July</w:t>
       </w:r>
       <w:r>
         <w:rPr>
@@ -1492,93 +1535,14 @@
           <w:sz w:val="22"/>
           <w:szCs w:val="22"/>
         </w:rPr>
-        <w:t>and A</w:t>
-      </w:r>
-      <w:r>
-        <w:rPr>
-          <w:sz w:val="22"/>
-          <w:szCs w:val="22"/>
-        </w:rPr>
-        <w:t xml:space="preserve">. </w:t>
-      </w:r>
-      <w:r>
-        <w:rPr>
-          <w:sz w:val="22"/>
-          <w:szCs w:val="22"/>
-        </w:rPr>
-        <w:t>Wang</w:t>
-      </w:r>
-      <w:r>
-        <w:rPr>
-          <w:sz w:val="22"/>
-          <w:szCs w:val="22"/>
-        </w:rPr>
-        <w:t xml:space="preserve">, </w:t>
-      </w:r>
-      <w:r>
-        <w:rPr>
-          <w:sz w:val="22"/>
-          <w:szCs w:val="22"/>
-        </w:rPr>
-        <w:t>“</w:t>
-      </w:r>
-      <w:r>
-        <w:rPr>
-          <w:sz w:val="22"/>
-          <w:szCs w:val="22"/>
-        </w:rPr>
-        <w:t>Faur</w:t>
-      </w:r>
-      <w:r>
-        <w:rPr>
-          <w:sz w:val="22"/>
-          <w:szCs w:val="22"/>
-        </w:rPr>
-        <w:t>é</w:t>
-      </w:r>
-      <w:r>
-        <w:rPr>
-          <w:sz w:val="22"/>
-          <w:szCs w:val="22"/>
-        </w:rPr>
-        <w:t>: A Partial Approach to Network Analysis</w:t>
-      </w:r>
-      <w:r>
-        <w:rPr>
-          <w:sz w:val="22"/>
-          <w:szCs w:val="22"/>
-        </w:rPr>
-        <w:t>”</w:t>
-      </w:r>
-      <w:r>
-        <w:rPr>
-          <w:sz w:val="22"/>
-          <w:szCs w:val="22"/>
-        </w:rPr>
-        <w:t>,</w:t>
-      </w:r>
-      <w:r>
-        <w:rPr>
-          <w:sz w:val="22"/>
-          <w:szCs w:val="22"/>
-        </w:rPr>
-        <w:t xml:space="preserve"> </w:t>
-      </w:r>
-      <w:proofErr w:type="spellStart"/>
-      <w:r>
-        <w:rPr>
-          <w:sz w:val="22"/>
-          <w:szCs w:val="22"/>
-        </w:rPr>
-        <w:t>HotNet</w:t>
-      </w:r>
-      <w:proofErr w:type="spellEnd"/>
-      <w:r>
-        <w:rPr>
-          <w:sz w:val="22"/>
-          <w:szCs w:val="22"/>
-        </w:rPr>
-        <w:t xml:space="preserve"> 2021</w:t>
+        <w:t xml:space="preserve">2022, </w:t>
+      </w:r>
+      <w:r>
+        <w:rPr>
+          <w:sz w:val="22"/>
+          <w:szCs w:val="22"/>
+        </w:rPr>
+        <w:t>ICCCN 2022</w:t>
       </w:r>
     </w:p>
     <w:p>
@@ -1597,10 +1561,19 @@
       </w:pPr>
       <w:r>
         <w:rPr>
-          <w:sz w:val="22"/>
-          <w:szCs w:val="22"/>
-        </w:rPr>
-        <w:t>B</w:t>
+          <w:b/>
+          <w:bCs/>
+          <w:sz w:val="22"/>
+          <w:szCs w:val="22"/>
+        </w:rPr>
+        <w:t>F. Lan</w:t>
+      </w:r>
+      <w:r>
+        <w:rPr>
+          <w:sz w:val="22"/>
+          <w:szCs w:val="22"/>
+        </w:rPr>
+        <w:t>, B</w:t>
       </w:r>
       <w:r>
         <w:rPr>
@@ -1614,23 +1587,21 @@
           <w:sz w:val="22"/>
           <w:szCs w:val="22"/>
         </w:rPr>
-        <w:t xml:space="preserve"> Gui, </w:t>
-      </w:r>
-      <w:r>
-        <w:rPr>
-          <w:b/>
-          <w:bCs/>
-          <w:sz w:val="22"/>
-          <w:szCs w:val="22"/>
-        </w:rPr>
-        <w:t>F. Lan</w:t>
-      </w:r>
-      <w:r>
-        <w:rPr>
-          <w:sz w:val="22"/>
-          <w:szCs w:val="22"/>
-        </w:rPr>
-        <w:t>, and A</w:t>
+        <w:t xml:space="preserve"> Gui</w:t>
+      </w:r>
+      <w:r>
+        <w:rPr>
+          <w:sz w:val="22"/>
+          <w:szCs w:val="22"/>
+        </w:rPr>
+        <w:t xml:space="preserve"> </w:t>
+      </w:r>
+      <w:r>
+        <w:rPr>
+          <w:sz w:val="22"/>
+          <w:szCs w:val="22"/>
+        </w:rPr>
+        <w:t>and A</w:t>
       </w:r>
       <w:r>
         <w:rPr>
@@ -1658,13 +1629,6 @@
           <w:sz w:val="22"/>
           <w:szCs w:val="22"/>
         </w:rPr>
-        <w:t xml:space="preserve">August 2021, </w:t>
-      </w:r>
-      <w:r>
-        <w:rPr>
-          <w:sz w:val="22"/>
-          <w:szCs w:val="22"/>
-        </w:rPr>
         <w:t>“</w:t>
       </w:r>
       <w:r>
@@ -1672,7 +1636,21 @@
           <w:sz w:val="22"/>
           <w:szCs w:val="22"/>
         </w:rPr>
-        <w:t>Sarasate: A Strong Representation System for Networking Policies</w:t>
+        <w:t>Faur</w:t>
+      </w:r>
+      <w:r>
+        <w:rPr>
+          <w:sz w:val="22"/>
+          <w:szCs w:val="22"/>
+        </w:rPr>
+        <w:t>é</w:t>
+      </w:r>
+      <w:r>
+        <w:rPr>
+          <w:sz w:val="22"/>
+          <w:szCs w:val="22"/>
+        </w:rPr>
+        <w:t>: A Partial Approach to Network Analysis</w:t>
       </w:r>
       <w:r>
         <w:rPr>
@@ -1686,14 +1664,14 @@
           <w:sz w:val="22"/>
           <w:szCs w:val="22"/>
         </w:rPr>
-        <w:t xml:space="preserve">, </w:t>
-      </w:r>
-      <w:r>
-        <w:rPr>
-          <w:sz w:val="22"/>
-          <w:szCs w:val="22"/>
-        </w:rPr>
-        <w:t xml:space="preserve">November 2021, </w:t>
+        <w:t>,</w:t>
+      </w:r>
+      <w:r>
+        <w:rPr>
+          <w:sz w:val="22"/>
+          <w:szCs w:val="22"/>
+        </w:rPr>
+        <w:t xml:space="preserve"> </w:t>
       </w:r>
       <w:proofErr w:type="spellStart"/>
       <w:r>
@@ -1701,7 +1679,7 @@
           <w:sz w:val="22"/>
           <w:szCs w:val="22"/>
         </w:rPr>
-        <w:t>Sigcomm</w:t>
+        <w:t>HotNet</w:t>
       </w:r>
       <w:proofErr w:type="spellEnd"/>
       <w:r>
@@ -1782,28 +1760,49 @@
           <w:sz w:val="22"/>
           <w:szCs w:val="22"/>
         </w:rPr>
-        <w:t>, “</w:t>
-      </w:r>
-      <w:r>
-        <w:rPr>
-          <w:sz w:val="22"/>
-          <w:szCs w:val="22"/>
-        </w:rPr>
-        <w:t>Flexible Routing with Policy Exchange</w:t>
-      </w:r>
-      <w:r>
-        <w:rPr>
-          <w:sz w:val="22"/>
-          <w:szCs w:val="22"/>
-        </w:rPr>
-        <w:t xml:space="preserve">”, </w:t>
-      </w:r>
-      <w:r>
-        <w:rPr>
-          <w:sz w:val="22"/>
-          <w:szCs w:val="22"/>
-        </w:rPr>
-        <w:t xml:space="preserve">June 2021, </w:t>
+        <w:t xml:space="preserve">, </w:t>
+      </w:r>
+      <w:r>
+        <w:rPr>
+          <w:sz w:val="22"/>
+          <w:szCs w:val="22"/>
+        </w:rPr>
+        <w:t xml:space="preserve">August 2021, </w:t>
+      </w:r>
+      <w:r>
+        <w:rPr>
+          <w:sz w:val="22"/>
+          <w:szCs w:val="22"/>
+        </w:rPr>
+        <w:t>“</w:t>
+      </w:r>
+      <w:r>
+        <w:rPr>
+          <w:sz w:val="22"/>
+          <w:szCs w:val="22"/>
+        </w:rPr>
+        <w:t>Sarasate: A Strong Representation System for Networking Policies</w:t>
+      </w:r>
+      <w:r>
+        <w:rPr>
+          <w:sz w:val="22"/>
+          <w:szCs w:val="22"/>
+        </w:rPr>
+        <w:t>”</w:t>
+      </w:r>
+      <w:r>
+        <w:rPr>
+          <w:sz w:val="22"/>
+          <w:szCs w:val="22"/>
+        </w:rPr>
+        <w:t xml:space="preserve">, </w:t>
+      </w:r>
+      <w:r>
+        <w:rPr>
+          <w:sz w:val="22"/>
+          <w:szCs w:val="22"/>
+        </w:rPr>
+        <w:t xml:space="preserve">November 2021, </w:t>
       </w:r>
       <w:proofErr w:type="spellStart"/>
       <w:r>
@@ -1811,7 +1810,7 @@
           <w:sz w:val="22"/>
           <w:szCs w:val="22"/>
         </w:rPr>
-        <w:t>APNet</w:t>
+        <w:t>Sigcomm</w:t>
       </w:r>
       <w:proofErr w:type="spellEnd"/>
       <w:r>
@@ -1841,7 +1840,21 @@
           <w:sz w:val="22"/>
           <w:szCs w:val="22"/>
         </w:rPr>
-        <w:t xml:space="preserve">W. Zhang, J. Wang and </w:t>
+        <w:t>B</w:t>
+      </w:r>
+      <w:r>
+        <w:rPr>
+          <w:sz w:val="22"/>
+          <w:szCs w:val="22"/>
+        </w:rPr>
+        <w:t>.</w:t>
+      </w:r>
+      <w:r>
+        <w:rPr>
+          <w:sz w:val="22"/>
+          <w:szCs w:val="22"/>
+        </w:rPr>
+        <w:t xml:space="preserve"> Gui, </w:t>
       </w:r>
       <w:r>
         <w:rPr>
@@ -1857,7 +1870,49 @@
           <w:sz w:val="22"/>
           <w:szCs w:val="22"/>
         </w:rPr>
-        <w:t xml:space="preserve">, “Dynamic Hand Gesture Recognition Based on Short-Term Sampling Neural Networks”, IEEE/CAA Journal of </w:t>
+        <w:t>, and A</w:t>
+      </w:r>
+      <w:r>
+        <w:rPr>
+          <w:sz w:val="22"/>
+          <w:szCs w:val="22"/>
+        </w:rPr>
+        <w:t xml:space="preserve">. </w:t>
+      </w:r>
+      <w:r>
+        <w:rPr>
+          <w:sz w:val="22"/>
+          <w:szCs w:val="22"/>
+        </w:rPr>
+        <w:t>Wang</w:t>
+      </w:r>
+      <w:r>
+        <w:rPr>
+          <w:sz w:val="22"/>
+          <w:szCs w:val="22"/>
+        </w:rPr>
+        <w:t>, “</w:t>
+      </w:r>
+      <w:r>
+        <w:rPr>
+          <w:sz w:val="22"/>
+          <w:szCs w:val="22"/>
+        </w:rPr>
+        <w:t>Flexible Routing with Policy Exchange</w:t>
+      </w:r>
+      <w:r>
+        <w:rPr>
+          <w:sz w:val="22"/>
+          <w:szCs w:val="22"/>
+        </w:rPr>
+        <w:t xml:space="preserve">”, </w:t>
+      </w:r>
+      <w:r>
+        <w:rPr>
+          <w:sz w:val="22"/>
+          <w:szCs w:val="22"/>
+        </w:rPr>
+        <w:t xml:space="preserve">June 2021, </w:t>
       </w:r>
       <w:proofErr w:type="spellStart"/>
       <w:r>
@@ -1865,7 +1920,7 @@
           <w:sz w:val="22"/>
           <w:szCs w:val="22"/>
         </w:rPr>
-        <w:t>Automatica</w:t>
+        <w:t>APNet</w:t>
       </w:r>
       <w:proofErr w:type="spellEnd"/>
       <w:r>
@@ -1873,14 +1928,7 @@
           <w:sz w:val="22"/>
           <w:szCs w:val="22"/>
         </w:rPr>
-        <w:t xml:space="preserve"> Sinica</w:t>
-      </w:r>
-      <w:r>
-        <w:rPr>
-          <w:sz w:val="22"/>
-          <w:szCs w:val="22"/>
-        </w:rPr>
-        <w:t xml:space="preserve"> 2020</w:t>
+        <w:t xml:space="preserve"> 2021</w:t>
       </w:r>
     </w:p>
     <w:p>
@@ -1899,35 +1947,49 @@
       </w:pPr>
       <w:r>
         <w:rPr>
-          <w:b/>
-          <w:bCs/>
-          <w:sz w:val="22"/>
-          <w:szCs w:val="22"/>
-        </w:rPr>
-        <w:t xml:space="preserve">F. </w:t>
-      </w:r>
-      <w:r>
-        <w:rPr>
-          <w:b/>
-          <w:bCs/>
-          <w:sz w:val="22"/>
-          <w:szCs w:val="22"/>
-        </w:rPr>
-        <w:t>Lan</w:t>
-      </w:r>
-      <w:r>
-        <w:rPr>
-          <w:sz w:val="22"/>
-          <w:szCs w:val="22"/>
-        </w:rPr>
-        <w:t>, “The Study of the Algorithm for the Prediction of Photovoltaic Power Based on LSTM and System Development”</w:t>
-      </w:r>
-      <w:r>
-        <w:rPr>
-          <w:sz w:val="22"/>
-          <w:szCs w:val="22"/>
-        </w:rPr>
-        <w:t xml:space="preserve"> (Undergraduate Thesis - Chinese)</w:t>
+          <w:sz w:val="22"/>
+          <w:szCs w:val="22"/>
+        </w:rPr>
+        <w:t xml:space="preserve">W. Zhang, J. Wang and </w:t>
+      </w:r>
+      <w:r>
+        <w:rPr>
+          <w:b/>
+          <w:bCs/>
+          <w:sz w:val="22"/>
+          <w:szCs w:val="22"/>
+        </w:rPr>
+        <w:t>F. Lan</w:t>
+      </w:r>
+      <w:r>
+        <w:rPr>
+          <w:sz w:val="22"/>
+          <w:szCs w:val="22"/>
+        </w:rPr>
+        <w:t xml:space="preserve">, “Dynamic Hand Gesture Recognition Based on Short-Term Sampling Neural Networks”, IEEE/CAA Journal of </w:t>
+      </w:r>
+      <w:proofErr w:type="spellStart"/>
+      <w:r>
+        <w:rPr>
+          <w:sz w:val="22"/>
+          <w:szCs w:val="22"/>
+        </w:rPr>
+        <w:t>Automatica</w:t>
+      </w:r>
+      <w:proofErr w:type="spellEnd"/>
+      <w:r>
+        <w:rPr>
+          <w:sz w:val="22"/>
+          <w:szCs w:val="22"/>
+        </w:rPr>
+        <w:t xml:space="preserve"> Sinica</w:t>
+      </w:r>
+      <w:r>
+        <w:rPr>
+          <w:sz w:val="22"/>
+          <w:szCs w:val="22"/>
+        </w:rPr>
+        <w:t xml:space="preserve"> 2020</w:t>
       </w:r>
     </w:p>
     <w:p>
@@ -1951,6 +2013,53 @@
           <w:sz w:val="22"/>
           <w:szCs w:val="22"/>
         </w:rPr>
+        <w:t xml:space="preserve">F. </w:t>
+      </w:r>
+      <w:r>
+        <w:rPr>
+          <w:b/>
+          <w:bCs/>
+          <w:sz w:val="22"/>
+          <w:szCs w:val="22"/>
+        </w:rPr>
+        <w:t>Lan</w:t>
+      </w:r>
+      <w:r>
+        <w:rPr>
+          <w:sz w:val="22"/>
+          <w:szCs w:val="22"/>
+        </w:rPr>
+        <w:t>, “The Study of the Algorithm for the Prediction of Photovoltaic Power Based on LSTM and System Development”</w:t>
+      </w:r>
+      <w:r>
+        <w:rPr>
+          <w:sz w:val="22"/>
+          <w:szCs w:val="22"/>
+        </w:rPr>
+        <w:t xml:space="preserve"> (Undergraduate Thesis - Chinese)</w:t>
+      </w:r>
+    </w:p>
+    <w:p>
+      <w:pPr>
+        <w:pStyle w:val="ListParagraph"/>
+        <w:numPr>
+          <w:ilvl w:val="0"/>
+          <w:numId w:val="2"/>
+        </w:numPr>
+        <w:ind w:left="-180" w:right="-720"/>
+        <w:jc w:val="both"/>
+        <w:rPr>
+          <w:sz w:val="22"/>
+          <w:szCs w:val="22"/>
+        </w:rPr>
+      </w:pPr>
+      <w:r>
+        <w:rPr>
+          <w:b/>
+          <w:bCs/>
+          <w:sz w:val="22"/>
+          <w:szCs w:val="22"/>
+        </w:rPr>
         <w:t>F</w:t>
       </w:r>
       <w:r>
@@ -2101,7 +2210,15 @@
           <w:sz w:val="22"/>
           <w:szCs w:val="22"/>
         </w:rPr>
-        <w:t>Developed a database tuning approach that incorporates explicit knob dependency and constraint rules into Bayesian Optimization–based tuning, reducing reliance on pure trial-and-error. By leveraging documented system knowledge, the method avoids invalid or suboptimal configurations and accelerates convergence to high-performance settings.</w:t>
+        <w:t xml:space="preserve">Developed a database tuning approach that incorporates explicit knob dependency and constraint rules into Bayesian Optimization–based tuning, reducing reliance on pure trial-and-error. By leveraging documented </w:t>
+      </w:r>
+      <w:r>
+        <w:rPr>
+          <w:sz w:val="22"/>
+          <w:szCs w:val="22"/>
+        </w:rPr>
+        <w:lastRenderedPageBreak/>
+        <w:t>system knowledge, the method avoids invalid or suboptimal configurations and accelerates convergence to high-performance settings.</w:t>
       </w:r>
     </w:p>
     <w:p>
@@ -2181,6 +2298,47 @@
         <w:t>Benchbase</w:t>
       </w:r>
       <w:proofErr w:type="spellEnd"/>
+    </w:p>
+    <w:p>
+      <w:pPr>
+        <w:ind w:left="-540" w:right="-720"/>
+      </w:pPr>
+      <w:r>
+        <w:rPr>
+          <w:b/>
+          <w:bCs/>
+          <w:sz w:val="22"/>
+          <w:szCs w:val="22"/>
+        </w:rPr>
+        <w:t>GitHub</w:t>
+      </w:r>
+      <w:r>
+        <w:rPr>
+          <w:sz w:val="22"/>
+          <w:szCs w:val="22"/>
+        </w:rPr>
+        <w:t xml:space="preserve">: </w:t>
+      </w:r>
+      <w:hyperlink r:id="rId9" w:history="1">
+        <w:r>
+          <w:rPr>
+            <w:rStyle w:val="Hyperlink"/>
+            <w:sz w:val="22"/>
+            <w:szCs w:val="22"/>
+          </w:rPr>
+          <w:t>https://github.com/lanfangping/CATune</w:t>
+        </w:r>
+      </w:hyperlink>
+    </w:p>
+    <w:p>
+      <w:pPr>
+        <w:ind w:left="-540" w:right="-720"/>
+        <w:rPr>
+          <w:rFonts w:hint="eastAsia"/>
+          <w:sz w:val="22"/>
+          <w:szCs w:val="22"/>
+        </w:rPr>
+      </w:pPr>
     </w:p>
     <w:p>
       <w:pPr>
@@ -2200,7 +2358,6 @@
           <w:b/>
           <w:bCs/>
         </w:rPr>
-        <w:lastRenderedPageBreak/>
         <w:t>Many-Shot In-Context Learning for Named Entity Recognition</w:t>
       </w:r>
       <w:r>
@@ -2268,23 +2425,21 @@
           <w:sz w:val="22"/>
           <w:szCs w:val="22"/>
         </w:rPr>
-        <w:t xml:space="preserve"> Fine-tune BERT, LLM, NER, Many-Short In-Context </w:t>
-      </w:r>
-      <w:proofErr w:type="gramStart"/>
-      <w:r>
-        <w:rPr>
-          <w:sz w:val="22"/>
-          <w:szCs w:val="22"/>
-        </w:rPr>
-        <w:t>Learning(</w:t>
-      </w:r>
-      <w:proofErr w:type="gramEnd"/>
-      <w:r>
-        <w:rPr>
-          <w:sz w:val="22"/>
-          <w:szCs w:val="22"/>
-        </w:rPr>
-        <w:t>ICL)</w:t>
+        <w:t xml:space="preserve"> Fine-tune BERT, LLM, NER, Many-Short In-Context Learning</w:t>
+      </w:r>
+      <w:r>
+        <w:rPr>
+          <w:sz w:val="22"/>
+          <w:szCs w:val="22"/>
+        </w:rPr>
+        <w:t xml:space="preserve"> </w:t>
+      </w:r>
+      <w:r>
+        <w:rPr>
+          <w:sz w:val="22"/>
+          <w:szCs w:val="22"/>
+        </w:rPr>
+        <w:t>(ICL)</w:t>
       </w:r>
     </w:p>
     <w:p>
@@ -2314,139 +2469,174 @@
           <w:b/>
           <w:bCs/>
         </w:rPr>
-        <w:t xml:space="preserve">LLM is </w:t>
-      </w:r>
-      <w:r>
-        <w:rPr>
-          <w:b/>
-          <w:bCs/>
-        </w:rPr>
-        <w:t xml:space="preserve">A </w:t>
-      </w:r>
-      <w:r>
+        <w:t>An Intent Taxonomy for Including Hyperlinks in Social Media Post</w:t>
+      </w:r>
+      <w:r>
+        <w:rPr>
+          <w:b/>
+          <w:bCs/>
+        </w:rPr>
+        <w:tab/>
+      </w:r>
+      <w:r>
+        <w:rPr>
+          <w:b/>
+          <w:bCs/>
+        </w:rPr>
+        <w:tab/>
+      </w:r>
+      <w:r>
+        <w:t xml:space="preserve">Sept. 2025 – </w:t>
+      </w:r>
+      <w:r>
+        <w:t>Mar. 2026</w:t>
+      </w:r>
+    </w:p>
+    <w:p>
+      <w:pPr>
+        <w:ind w:left="-540" w:right="-720"/>
+        <w:rPr>
+          <w:sz w:val="22"/>
+          <w:szCs w:val="22"/>
+        </w:rPr>
+      </w:pPr>
+      <w:r>
+        <w:rPr>
+          <w:b/>
+          <w:bCs/>
+          <w:sz w:val="22"/>
+          <w:szCs w:val="22"/>
+        </w:rPr>
+        <w:t xml:space="preserve">Project description: </w:t>
+      </w:r>
+      <w:r>
+        <w:rPr>
+          <w:sz w:val="22"/>
+          <w:szCs w:val="22"/>
+        </w:rPr>
+        <w:t>Developed a reader-centered taxonomy of hyperlink intent in social media, combining crowdsourced annotations with LLM refinement. The taxonomy (6 top-level, 26 fine-grained classes) captures diverse communicative purposes and enables intent-aware microblog retrieval, improving content understanding and recommendation.</w:t>
+      </w:r>
+    </w:p>
+    <w:p>
+      <w:pPr>
+        <w:ind w:left="-540" w:right="-720"/>
+        <w:rPr>
+          <w:sz w:val="22"/>
+          <w:szCs w:val="22"/>
+        </w:rPr>
+      </w:pPr>
+      <w:r>
+        <w:rPr>
+          <w:b/>
+          <w:bCs/>
+          <w:sz w:val="22"/>
+          <w:szCs w:val="22"/>
+        </w:rPr>
+        <w:t>Skills:</w:t>
+      </w:r>
+      <w:r>
+        <w:rPr>
+          <w:sz w:val="22"/>
+          <w:szCs w:val="22"/>
+        </w:rPr>
+        <w:t xml:space="preserve"> LLM, </w:t>
+      </w:r>
+      <w:r>
+        <w:rPr>
+          <w:sz w:val="22"/>
+          <w:szCs w:val="22"/>
+        </w:rPr>
+        <w:t>BM25</w:t>
+      </w:r>
+      <w:r>
+        <w:rPr>
+          <w:sz w:val="22"/>
+          <w:szCs w:val="22"/>
+        </w:rPr>
+        <w:t>,</w:t>
+      </w:r>
+      <w:r>
+        <w:rPr>
+          <w:sz w:val="22"/>
+          <w:szCs w:val="22"/>
+        </w:rPr>
+        <w:t xml:space="preserve"> Microblog Retrieval</w:t>
+      </w:r>
+    </w:p>
+    <w:p>
+      <w:pPr>
+        <w:ind w:left="-540" w:right="-720"/>
+        <w:rPr>
+          <w:sz w:val="22"/>
+          <w:szCs w:val="22"/>
+        </w:rPr>
+      </w:pPr>
+      <w:r>
+        <w:rPr>
+          <w:b/>
+          <w:bCs/>
+          <w:sz w:val="22"/>
+          <w:szCs w:val="22"/>
+        </w:rPr>
+        <w:t>Website</w:t>
+      </w:r>
+      <w:r>
+        <w:rPr>
+          <w:sz w:val="22"/>
+          <w:szCs w:val="22"/>
+        </w:rPr>
+        <w:t xml:space="preserve">: </w:t>
+      </w:r>
+      <w:hyperlink r:id="rId10" w:history="1">
+        <w:r>
+          <w:rPr>
+            <w:rStyle w:val="Hyperlink"/>
+            <w:sz w:val="22"/>
+            <w:szCs w:val="22"/>
+          </w:rPr>
+          <w:t>https://sites.google.com/view/dmlab-whytheylink</w:t>
+        </w:r>
+      </w:hyperlink>
+    </w:p>
+    <w:p>
+      <w:pPr>
+        <w:ind w:left="-540" w:right="-720"/>
+      </w:pPr>
+      <w:r>
+        <w:rPr>
+          <w:b/>
+          <w:bCs/>
+          <w:sz w:val="22"/>
+          <w:szCs w:val="22"/>
+        </w:rPr>
+        <w:t>GitHub</w:t>
+      </w:r>
+      <w:r>
+        <w:rPr>
+          <w:sz w:val="22"/>
+          <w:szCs w:val="22"/>
+        </w:rPr>
+        <w:t xml:space="preserve">: </w:t>
+      </w:r>
+      <w:hyperlink r:id="rId11" w:history="1">
+        <w:r>
+          <w:rPr>
+            <w:rStyle w:val="Hyperlink"/>
+            <w:sz w:val="22"/>
+            <w:szCs w:val="22"/>
+          </w:rPr>
+          <w:t>https://github.com/lanfangping/intent-taxonomy-for-hyperlinked-posts</w:t>
+        </w:r>
+      </w:hyperlink>
+    </w:p>
+    <w:p>
+      <w:pPr>
+        <w:ind w:left="-540" w:right="-720"/>
         <w:rPr>
           <w:rFonts w:hint="eastAsia"/>
-          <w:b/>
-          <w:bCs/>
-        </w:rPr>
-        <w:t>D</w:t>
-      </w:r>
-      <w:r>
-        <w:rPr>
-          <w:b/>
-          <w:bCs/>
-        </w:rPr>
-        <w:t>atabase Tuning Expert</w:t>
-      </w:r>
-      <w:r>
-        <w:rPr>
-          <w:b/>
-          <w:bCs/>
-        </w:rPr>
-        <w:tab/>
-      </w:r>
-      <w:r>
-        <w:rPr>
-          <w:b/>
-          <w:bCs/>
-        </w:rPr>
-        <w:tab/>
-      </w:r>
-      <w:r>
-        <w:rPr>
-          <w:b/>
-          <w:bCs/>
-        </w:rPr>
-        <w:tab/>
-      </w:r>
-      <w:r>
-        <w:rPr>
-          <w:b/>
-          <w:bCs/>
-        </w:rPr>
-        <w:tab/>
-      </w:r>
-      <w:r>
-        <w:rPr>
-          <w:b/>
-          <w:bCs/>
-        </w:rPr>
-        <w:tab/>
-        <w:t xml:space="preserve">           </w:t>
-      </w:r>
-      <w:r>
-        <w:rPr>
-          <w:b/>
-          <w:bCs/>
-        </w:rPr>
-        <w:tab/>
-      </w:r>
-      <w:r>
-        <w:t>Sept. 2024 – now</w:t>
-      </w:r>
-    </w:p>
-    <w:p>
-      <w:pPr>
-        <w:ind w:left="-540" w:right="-720"/>
-        <w:rPr>
-          <w:sz w:val="22"/>
-          <w:szCs w:val="22"/>
-        </w:rPr>
-      </w:pPr>
-      <w:r>
-        <w:rPr>
-          <w:b/>
-          <w:bCs/>
-          <w:sz w:val="22"/>
-          <w:szCs w:val="22"/>
-        </w:rPr>
-        <w:t>Project description:</w:t>
-      </w:r>
-      <w:r>
-        <w:rPr>
-          <w:sz w:val="22"/>
-          <w:szCs w:val="22"/>
-        </w:rPr>
-        <w:t xml:space="preserve"> Our hypothesis is that LLMs have good capability to tune database since they studied DB tuning expert’s experience stored in text, e.g., manuals, blogs, forums, and LLMs can be an agent to interact with DB to optimize configurations. Thus, LLM is a database tuning expert.</w:t>
-      </w:r>
-    </w:p>
-    <w:p>
-      <w:pPr>
-        <w:ind w:left="-540" w:right="-720"/>
-        <w:rPr>
-          <w:sz w:val="22"/>
-          <w:szCs w:val="22"/>
-        </w:rPr>
-      </w:pPr>
-      <w:r>
-        <w:rPr>
-          <w:b/>
-          <w:bCs/>
-          <w:sz w:val="22"/>
-          <w:szCs w:val="22"/>
-        </w:rPr>
-        <w:t>Skills:</w:t>
-      </w:r>
-      <w:r>
-        <w:rPr>
-          <w:sz w:val="22"/>
-          <w:szCs w:val="22"/>
-        </w:rPr>
-        <w:t xml:space="preserve"> Python, GPT-4, Llama2, PostgreSQL, MySQL, </w:t>
-      </w:r>
-      <w:proofErr w:type="spellStart"/>
-      <w:r>
-        <w:rPr>
-          <w:sz w:val="22"/>
-          <w:szCs w:val="22"/>
-        </w:rPr>
-        <w:t>Benchbase</w:t>
-      </w:r>
-      <w:proofErr w:type="spellEnd"/>
-    </w:p>
-    <w:p>
-      <w:pPr>
-        <w:ind w:left="-540" w:right="-720"/>
+          <w:sz w:val="22"/>
+          <w:szCs w:val="22"/>
+        </w:rPr>
       </w:pPr>
     </w:p>
     <w:p>
@@ -2457,6 +2647,159 @@
           <w:numId w:val="4"/>
         </w:numPr>
         <w:ind w:left="-180" w:right="-720"/>
+        <w:rPr>
+          <w:b/>
+          <w:bCs/>
+        </w:rPr>
+      </w:pPr>
+      <w:r>
+        <w:rPr>
+          <w:b/>
+          <w:bCs/>
+        </w:rPr>
+        <w:t xml:space="preserve">LLM is </w:t>
+      </w:r>
+      <w:r>
+        <w:rPr>
+          <w:b/>
+          <w:bCs/>
+        </w:rPr>
+        <w:t xml:space="preserve">A </w:t>
+      </w:r>
+      <w:r>
+        <w:rPr>
+          <w:rFonts w:hint="eastAsia"/>
+          <w:b/>
+          <w:bCs/>
+        </w:rPr>
+        <w:t>D</w:t>
+      </w:r>
+      <w:r>
+        <w:rPr>
+          <w:b/>
+          <w:bCs/>
+        </w:rPr>
+        <w:t>atabase Tuning Expert</w:t>
+      </w:r>
+      <w:r>
+        <w:rPr>
+          <w:b/>
+          <w:bCs/>
+        </w:rPr>
+        <w:tab/>
+      </w:r>
+      <w:r>
+        <w:rPr>
+          <w:b/>
+          <w:bCs/>
+        </w:rPr>
+        <w:tab/>
+      </w:r>
+      <w:r>
+        <w:rPr>
+          <w:b/>
+          <w:bCs/>
+        </w:rPr>
+        <w:tab/>
+      </w:r>
+      <w:r>
+        <w:rPr>
+          <w:b/>
+          <w:bCs/>
+        </w:rPr>
+        <w:tab/>
+      </w:r>
+      <w:r>
+        <w:rPr>
+          <w:b/>
+          <w:bCs/>
+        </w:rPr>
+        <w:tab/>
+        <w:t xml:space="preserve">           </w:t>
+      </w:r>
+      <w:r>
+        <w:rPr>
+          <w:b/>
+          <w:bCs/>
+        </w:rPr>
+        <w:tab/>
+      </w:r>
+      <w:r>
+        <w:t>Sept. 2024 – now</w:t>
+      </w:r>
+    </w:p>
+    <w:p>
+      <w:pPr>
+        <w:ind w:left="-540" w:right="-720"/>
+        <w:rPr>
+          <w:sz w:val="22"/>
+          <w:szCs w:val="22"/>
+        </w:rPr>
+      </w:pPr>
+      <w:r>
+        <w:rPr>
+          <w:b/>
+          <w:bCs/>
+          <w:sz w:val="22"/>
+          <w:szCs w:val="22"/>
+        </w:rPr>
+        <w:t>Project description:</w:t>
+      </w:r>
+      <w:r>
+        <w:rPr>
+          <w:sz w:val="22"/>
+          <w:szCs w:val="22"/>
+        </w:rPr>
+        <w:t xml:space="preserve"> Our hypothesis is that LLMs have good capability to tune database since they studied DB tuning expert’s experience stored in text, e.g., manuals, blogs, forums, and LLMs can be an agent to interact with DB to optimize configurations. Thus, LLM is a database tuning expert.</w:t>
+      </w:r>
+    </w:p>
+    <w:p>
+      <w:pPr>
+        <w:ind w:left="-540" w:right="-720"/>
+        <w:rPr>
+          <w:sz w:val="22"/>
+          <w:szCs w:val="22"/>
+        </w:rPr>
+      </w:pPr>
+      <w:r>
+        <w:rPr>
+          <w:b/>
+          <w:bCs/>
+          <w:sz w:val="22"/>
+          <w:szCs w:val="22"/>
+        </w:rPr>
+        <w:t>Skills:</w:t>
+      </w:r>
+      <w:r>
+        <w:rPr>
+          <w:sz w:val="22"/>
+          <w:szCs w:val="22"/>
+        </w:rPr>
+        <w:t xml:space="preserve"> Python, GPT-4, Llama2, PostgreSQL, MySQL, </w:t>
+      </w:r>
+      <w:proofErr w:type="spellStart"/>
+      <w:r>
+        <w:rPr>
+          <w:sz w:val="22"/>
+          <w:szCs w:val="22"/>
+        </w:rPr>
+        <w:t>Benchbase</w:t>
+      </w:r>
+      <w:proofErr w:type="spellEnd"/>
+    </w:p>
+    <w:p>
+      <w:pPr>
+        <w:ind w:left="-540" w:right="-720"/>
+      </w:pPr>
+    </w:p>
+    <w:p>
+      <w:pPr>
+        <w:pStyle w:val="ListParagraph"/>
+        <w:numPr>
+          <w:ilvl w:val="0"/>
+          <w:numId w:val="4"/>
+        </w:numPr>
+        <w:ind w:left="-180" w:right="-720"/>
       </w:pPr>
       <w:r>
         <w:rPr>
@@ -2499,6 +2842,15 @@
           <w:sz w:val="22"/>
           <w:szCs w:val="22"/>
         </w:rPr>
+        <w:t xml:space="preserve"> </w:t>
+      </w:r>
+      <w:r>
+        <w:rPr>
+          <w:b/>
+          <w:bCs/>
+          <w:sz w:val="22"/>
+          <w:szCs w:val="22"/>
+        </w:rPr>
         <w:t xml:space="preserve">1 - </w:t>
       </w:r>
       <w:r>
@@ -2552,7 +2904,7 @@
         </w:rPr>
         <w:t xml:space="preserve">: </w:t>
       </w:r>
-      <w:hyperlink r:id="rId9" w:history="1">
+      <w:hyperlink r:id="rId12" w:history="1">
         <w:r>
           <w:rPr>
             <w:rStyle w:val="Hyperlink"/>
@@ -2587,7 +2939,7 @@
         </w:rPr>
         <w:t xml:space="preserve">: </w:t>
       </w:r>
-      <w:hyperlink r:id="rId10" w:history="1">
+      <w:hyperlink r:id="rId13" w:history="1">
         <w:r>
           <w:rPr>
             <w:rStyle w:val="Hyperlink"/>
@@ -2947,6 +3299,7 @@
           <w:sz w:val="22"/>
           <w:szCs w:val="22"/>
         </w:rPr>
+        <w:lastRenderedPageBreak/>
         <w:t>Project description:</w:t>
       </w:r>
       <w:r>
@@ -3197,7 +3550,7 @@
         </w:rPr>
         <w:t xml:space="preserve"> https://youtu.be/gBE7cOssUbI, </w:t>
       </w:r>
-      <w:hyperlink r:id="rId11" w:history="1">
+      <w:hyperlink r:id="rId14" w:history="1">
         <w:r>
           <w:rPr>
             <w:rStyle w:val="Hyperlink"/>
@@ -3228,7 +3581,6 @@
           <w:b/>
           <w:bCs/>
         </w:rPr>
-        <w:lastRenderedPageBreak/>
         <w:t>TimeMe</w:t>
       </w:r>
       <w:proofErr w:type="spellEnd"/>
@@ -3891,6 +4243,7 @@
         <w:ind w:left="-180" w:right="-720"/>
       </w:pPr>
       <w:r>
+        <w:lastRenderedPageBreak/>
         <w:t>Spring 2024, Computer &amp; Information Science Department, Temple University</w:t>
       </w:r>
     </w:p>
@@ -4172,7 +4525,6 @@
           <w:szCs w:val="28"/>
           <w:u w:val="thick"/>
         </w:rPr>
-        <w:lastRenderedPageBreak/>
         <w:t>Honors</w:t>
       </w:r>
     </w:p>
@@ -4551,7 +4903,7 @@
       </w:r>
     </w:p>
     <w:sectPr>
-      <w:headerReference w:type="default" r:id="rId12"/>
+      <w:headerReference w:type="default" r:id="rId15"/>
       <w:pgSz w:w="12240" w:h="15840"/>
       <w:pgMar w:top="1440" w:right="1440" w:bottom="806" w:left="1440" w:header="720" w:footer="720" w:gutter="0"/>
       <w:cols w:space="720"/>
